--- a/a7/build/out/u3/A7 3.08  Lesson Plan.docx
+++ b/a7/build/out/u3/A7 3.08  Lesson Plan.docx
@@ -3586,7 +3586,7 @@
                 <w:color w:val="1A1A1A"/>
                 <w:sz w:val="18"/>
               </w:rPr>
-              <w:t xml:space="preserve"> — counted the digits instead of the places the point moves [B1G-M 8.NSO.1.4: exponent = places moved]; 40 × 10</w:t>
+              <w:t xml:space="preserve"> — counted the digits instead of the places the point moves [8.NSO.1.4: the exponent counts the places the point moves]; 40 × 10</w:t>
             </w:r>
             <w:r>
               <w:rPr>
@@ -4236,7 +4236,7 @@
                 <w:color w:val="1A1A1A"/>
                 <w:sz w:val="18"/>
               </w:rPr>
-              <w:t xml:space="preserve"> — compared the coefficients and ignored the powers [B1G-M 8.NSO.1.4: order of magnitude first]</w:t>
+              <w:t xml:space="preserve"> — compared the coefficients and ignored the powers [8.NSO.1.4: compare the powers of 10 first]</w:t>
             </w:r>
           </w:p>
         </w:tc>
@@ -4881,7 +4881,7 @@
                 <w:color w:val="1A1A1A"/>
                 <w:sz w:val="18"/>
               </w:rPr>
-              <w:t xml:space="preserve"> read as 10 [B1G-M 8.NSO.1.4 misconception: exponent read as the multiplier]</w:t>
+              <w:t xml:space="preserve"> read as 10 [B1G-M 8.NSO.1.4 misconception: comparing two numbers in scientific notation incorrectly]</w:t>
             </w:r>
           </w:p>
         </w:tc>

--- a/a7/build/out/u3/A7 3.08  Lesson Plan.docx
+++ b/a7/build/out/u3/A7 3.08  Lesson Plan.docx
@@ -893,7 +893,7 @@
                 <w:color w:val="1A1A1A"/>
                 <w:sz w:val="20"/>
               </w:rPr>
-              <w:t>Every board and the bank — populations, distances and counts from outside the classroom, written the way science writes them.</w:t>
+              <w:t>Example 1, both Your Turns, boards 3 and 8, and the bank — funding, prices, populations and counts from outside the classroom, written the way science writes them.</w:t>
             </w:r>
           </w:p>
         </w:tc>
@@ -5626,7 +5626,7 @@
           <w:color w:val="1A1A1A"/>
           <w:sz w:val="21"/>
         </w:rPr>
-        <w:t xml:space="preserve">  The six-question independent set is worked silently in class; whatever is not finished goes home. IXL, all skills required to a SmartScore of 67, due at the start of the next class: Convert between standard and scientific notation: large numbers — 2AL; Compare large numbers — WEZ; Also consider: Powers of ten — LJQ.</w:t>
+        <w:t xml:space="preserve">  The six-question independent set is worked silently in class; whatever is not finished goes home. IXL, all skills required to a SmartScore of 67, due at the start of the next class: Convert between standard and scientific notation: large numbers — 2AL; Compare large numbers — WEZ; Powers of ten — LJQ.</w:t>
       </w:r>
     </w:p>
     <w:sectPr>

--- a/a7/build/out/u3/A7 3.08  Lesson Plan.docx
+++ b/a7/build/out/u3/A7 3.08  Lesson Plan.docx
@@ -563,91 +563,134 @@
         </w:rPr>
       </w:r>
     </w:p>
+    <w:tbl>
+      <w:tblPr>
+        <w:tblLayout w:type="fixed"/>
+        <w:tblLook w:firstColumn="1" w:firstRow="1" w:lastColumn="0" w:lastRow="0" w:noHBand="0" w:noVBand="1" w:val="04A0"/>
+        <w:tblLayout w:type="fixed"/>
+        <w:tblW w:w="9360" w:type="dxa"/>
+      </w:tblPr>
+      <w:tblGrid>
+        <w:gridCol w:w="9360"/>
+      </w:tblGrid>
+      <w:tr>
+        <w:trPr>
+          <w:cantSplit/>
+        </w:trPr>
+        <w:tc>
+          <w:tcPr>
+            <w:tcW w:type="dxa" w:w="9360"/>
+            <w:tcBorders>
+              <w:top w:val="nil"/>
+              <w:left w:val="nil"/>
+              <w:bottom w:val="nil"/>
+              <w:right w:val="nil"/>
+            </w:tcBorders>
+            <w:tcMar>
+              <w:top w:w="0" w:type="dxa"/>
+              <w:left w:w="0" w:type="dxa"/>
+              <w:bottom w:w="0" w:type="dxa"/>
+              <w:right w:w="0" w:type="dxa"/>
+            </w:tcMar>
+          </w:tcPr>
+          <w:p>
+            <w:pPr>
+              <w:keepNext/>
+              <w:spacing w:before="200" w:after="120"/>
+              <w:pBdr>
+                <w:bottom w:val="single" w:sz="8" w:space="2" w:color="1A1A1A"/>
+              </w:pBdr>
+            </w:pPr>
+            <w:r>
+              <w:rPr>
+                <w:b/>
+                <w:i w:val="0"/>
+                <w:color w:val="1A1A1A"/>
+                <w:sz w:val="24"/>
+              </w:rPr>
+              <w:t>2.  Standards</w:t>
+            </w:r>
+          </w:p>
+          <w:p>
+            <w:pPr>
+              <w:spacing w:before="40" w:after="80"/>
+            </w:pPr>
+            <w:r>
+              <w:rPr>
+                <w:b/>
+                <w:i w:val="0"/>
+                <w:color w:val="1A1A1A"/>
+                <w:sz w:val="21"/>
+              </w:rPr>
+              <w:t>MA.8.NSO.1.4</w:t>
+            </w:r>
+            <w:r>
+              <w:rPr>
+                <w:b w:val="0"/>
+                <w:i w:val="0"/>
+                <w:color w:val="1A1A1A"/>
+                <w:sz w:val="21"/>
+              </w:rPr>
+              <w:t xml:space="preserve">  Express numbers in scientific notation to represent and approximate very large or very small quantities. Determine how many times larger or smaller one number is compared to a second number.</w:t>
+            </w:r>
+          </w:p>
+          <w:p>
+            <w:pPr>
+              <w:spacing w:before="0" w:after="60"/>
+            </w:pPr>
+            <w:r>
+              <w:rPr>
+                <w:b/>
+                <w:i w:val="0"/>
+                <w:color w:val="1A1A1A"/>
+                <w:sz w:val="21"/>
+              </w:rPr>
+              <w:t>Must.</w:t>
+            </w:r>
+            <w:r>
+              <w:rPr>
+                <w:b w:val="0"/>
+                <w:i w:val="0"/>
+                <w:color w:val="1A1A1A"/>
+                <w:sz w:val="21"/>
+              </w:rPr>
+              <w:t xml:space="preserve">  Express very large quantities in scientific notation and read them back into standard form; determine how many times larger one number is than another.</w:t>
+            </w:r>
+          </w:p>
+          <w:p>
+            <w:pPr>
+              <w:spacing w:before="0" w:after="80"/>
+            </w:pPr>
+            <w:r>
+              <w:rPr>
+                <w:b/>
+                <w:i w:val="0"/>
+                <w:color w:val="1A1A1A"/>
+                <w:sz w:val="21"/>
+              </w:rPr>
+              <w:t>Must not.</w:t>
+            </w:r>
+            <w:r>
+              <w:rPr>
+                <w:b w:val="0"/>
+                <w:i w:val="0"/>
+                <w:color w:val="1A1A1A"/>
+                <w:sz w:val="21"/>
+              </w:rPr>
+              <w:t xml:space="preserve">  Coefficients are at least 1 and less than 10. Large numbers today; negative powers of ten are 3.09, and operations in scientific notation are Unit 4.</w:t>
+            </w:r>
+          </w:p>
+        </w:tc>
+      </w:tr>
+    </w:tbl>
     <w:p>
       <w:pPr>
-        <w:keepNext/>
-        <w:spacing w:before="200" w:after="120"/>
-        <w:pBdr>
-          <w:bottom w:val="single" w:sz="8" w:space="2" w:color="1A1A1A"/>
-        </w:pBdr>
+        <w:spacing w:after="0" w:before="0" w:line="20" w:lineRule="exact"/>
       </w:pPr>
       <w:r>
         <w:rPr>
-          <w:b/>
-          <w:i w:val="0"/>
-          <w:color w:val="1A1A1A"/>
-          <w:sz w:val="24"/>
+          <w:sz w:val="2"/>
         </w:rPr>
-        <w:t>2.  Standards</w:t>
-      </w:r>
-    </w:p>
-    <w:p>
-      <w:pPr>
-        <w:spacing w:before="40" w:after="80"/>
-      </w:pPr>
-      <w:r>
-        <w:rPr>
-          <w:b/>
-          <w:i w:val="0"/>
-          <w:color w:val="1A1A1A"/>
-          <w:sz w:val="21"/>
-        </w:rPr>
-        <w:t>MA.8.NSO.1.4</w:t>
-      </w:r>
-      <w:r>
-        <w:rPr>
-          <w:b w:val="0"/>
-          <w:i w:val="0"/>
-          <w:color w:val="1A1A1A"/>
-          <w:sz w:val="21"/>
-        </w:rPr>
-        <w:t xml:space="preserve">  Express numbers in scientific notation to represent and approximate very large or very small quantities. Determine how many times larger or smaller one number is compared to a second number.</w:t>
-      </w:r>
-    </w:p>
-    <w:p>
-      <w:pPr>
-        <w:spacing w:before="0" w:after="60"/>
-      </w:pPr>
-      <w:r>
-        <w:rPr>
-          <w:b/>
-          <w:i w:val="0"/>
-          <w:color w:val="1A1A1A"/>
-          <w:sz w:val="21"/>
-        </w:rPr>
-        <w:t>Must.</w:t>
-      </w:r>
-      <w:r>
-        <w:rPr>
-          <w:b w:val="0"/>
-          <w:i w:val="0"/>
-          <w:color w:val="1A1A1A"/>
-          <w:sz w:val="21"/>
-        </w:rPr>
-        <w:t xml:space="preserve">  Express very large quantities in scientific notation and read them back into standard form; determine how many times larger one number is than another.</w:t>
-      </w:r>
-    </w:p>
-    <w:p>
-      <w:pPr>
-        <w:spacing w:before="0" w:after="80"/>
-      </w:pPr>
-      <w:r>
-        <w:rPr>
-          <w:b/>
-          <w:i w:val="0"/>
-          <w:color w:val="1A1A1A"/>
-          <w:sz w:val="21"/>
-        </w:rPr>
-        <w:t>Must not.</w:t>
-      </w:r>
-      <w:r>
-        <w:rPr>
-          <w:b w:val="0"/>
-          <w:i w:val="0"/>
-          <w:color w:val="1A1A1A"/>
-          <w:sz w:val="21"/>
-        </w:rPr>
-        <w:t xml:space="preserve">  Coefficients are at least 1 and less than 10. Large numbers today; negative powers of ten are 3.09, and operations in scientific notation are Unit 4.</w:t>
       </w:r>
     </w:p>
     <w:p>
@@ -719,6 +762,7 @@
           </w:tcPr>
           <w:p>
             <w:pPr>
+              <w:keepNext/>
               <w:spacing w:after="0"/>
               <w:jc w:val="center"/>
             </w:pPr>
@@ -752,6 +796,7 @@
           </w:tcPr>
           <w:p>
             <w:pPr>
+              <w:keepNext/>
               <w:spacing w:after="0"/>
               <w:jc w:val="center"/>
             </w:pPr>
@@ -785,6 +830,7 @@
           </w:tcPr>
           <w:p>
             <w:pPr>
+              <w:keepNext/>
               <w:spacing w:after="0"/>
               <w:jc w:val="center"/>
             </w:pPr>
@@ -1105,114 +1151,157 @@
         </w:rPr>
       </w:r>
     </w:p>
+    <w:tbl>
+      <w:tblPr>
+        <w:tblLayout w:type="fixed"/>
+        <w:tblLook w:firstColumn="1" w:firstRow="1" w:lastColumn="0" w:lastRow="0" w:noHBand="0" w:noVBand="1" w:val="04A0"/>
+        <w:tblLayout w:type="fixed"/>
+        <w:tblW w:w="9360" w:type="dxa"/>
+      </w:tblPr>
+      <w:tblGrid>
+        <w:gridCol w:w="9360"/>
+      </w:tblGrid>
+      <w:tr>
+        <w:trPr>
+          <w:cantSplit/>
+        </w:trPr>
+        <w:tc>
+          <w:tcPr>
+            <w:tcW w:type="dxa" w:w="9360"/>
+            <w:tcBorders>
+              <w:top w:val="nil"/>
+              <w:left w:val="nil"/>
+              <w:bottom w:val="nil"/>
+              <w:right w:val="nil"/>
+            </w:tcBorders>
+            <w:tcMar>
+              <w:top w:w="0" w:type="dxa"/>
+              <w:left w:w="0" w:type="dxa"/>
+              <w:bottom w:w="0" w:type="dxa"/>
+              <w:right w:w="0" w:type="dxa"/>
+            </w:tcMar>
+          </w:tcPr>
+          <w:p>
+            <w:pPr>
+              <w:keepNext/>
+              <w:spacing w:before="200" w:after="120"/>
+              <w:pBdr>
+                <w:bottom w:val="single" w:sz="8" w:space="2" w:color="1A1A1A"/>
+              </w:pBdr>
+            </w:pPr>
+            <w:r>
+              <w:rPr>
+                <w:b/>
+                <w:i w:val="0"/>
+                <w:color w:val="1A1A1A"/>
+                <w:sz w:val="24"/>
+              </w:rPr>
+              <w:t>4.  Learning Target and Essential Question</w:t>
+            </w:r>
+          </w:p>
+          <w:p>
+            <w:pPr>
+              <w:spacing w:before="40" w:after="60"/>
+            </w:pPr>
+            <w:r>
+              <w:rPr>
+                <w:b/>
+                <w:i w:val="0"/>
+                <w:color w:val="1A1A1A"/>
+                <w:sz w:val="21"/>
+              </w:rPr>
+              <w:t>Learning target.</w:t>
+            </w:r>
+            <w:r>
+              <w:rPr>
+                <w:b w:val="0"/>
+                <w:i w:val="0"/>
+                <w:color w:val="1A1A1A"/>
+                <w:sz w:val="21"/>
+              </w:rPr>
+              <w:t xml:space="preserve">  I can write a large number in scientific notation, read one back into standard form, and find how many times larger one number is than another.</w:t>
+            </w:r>
+          </w:p>
+          <w:p>
+            <w:pPr>
+              <w:spacing w:before="0" w:after="60"/>
+            </w:pPr>
+            <w:r>
+              <w:rPr>
+                <w:b/>
+                <w:i w:val="0"/>
+                <w:color w:val="1A1A1A"/>
+                <w:sz w:val="21"/>
+              </w:rPr>
+              <w:t>Essential question.</w:t>
+            </w:r>
+            <w:r>
+              <w:rPr>
+                <w:b w:val="0"/>
+                <w:i w:val="0"/>
+                <w:color w:val="1A1A1A"/>
+                <w:sz w:val="21"/>
+              </w:rPr>
+              <w:t xml:space="preserve">  How does a power of 10 let us write a very large number briefly, and compare two of them?</w:t>
+            </w:r>
+          </w:p>
+          <w:p>
+            <w:pPr>
+              <w:spacing w:before="0" w:after="40"/>
+            </w:pPr>
+            <w:r>
+              <w:rPr>
+                <w:b/>
+                <w:i w:val="0"/>
+                <w:color w:val="1A1A1A"/>
+                <w:sz w:val="20"/>
+              </w:rPr>
+              <w:t>Building on.</w:t>
+            </w:r>
+            <w:r>
+              <w:rPr>
+                <w:b w:val="0"/>
+                <w:i w:val="0"/>
+                <w:color w:val="1A1A1A"/>
+                <w:sz w:val="20"/>
+              </w:rPr>
+              <w:t xml:space="preserve">  MA.7.NSO.1.1 and MA.8.NSO.1.3 (3.01–3.07) — powers of 10 and the laws; Grades 4–5 — whole-number place value.</w:t>
+            </w:r>
+          </w:p>
+          <w:p>
+            <w:pPr>
+              <w:spacing w:before="0" w:after="80"/>
+            </w:pPr>
+            <w:r>
+              <w:rPr>
+                <w:b/>
+                <w:i w:val="0"/>
+                <w:color w:val="1A1A1A"/>
+                <w:sz w:val="20"/>
+              </w:rPr>
+              <w:t>Working toward.</w:t>
+            </w:r>
+            <w:r>
+              <w:rPr>
+                <w:b w:val="0"/>
+                <w:i w:val="0"/>
+                <w:color w:val="1A1A1A"/>
+                <w:sz w:val="20"/>
+              </w:rPr>
+              <w:t xml:space="preserve">  3.09 — small numbers and negative powers of ten; MA.8.NSO.1.5 (Unit 4) — operations in scientific notation.</w:t>
+            </w:r>
+          </w:p>
+        </w:tc>
+      </w:tr>
+    </w:tbl>
     <w:p>
       <w:pPr>
-        <w:keepNext/>
-        <w:spacing w:before="200" w:after="120"/>
-        <w:pBdr>
-          <w:bottom w:val="single" w:sz="8" w:space="2" w:color="1A1A1A"/>
-        </w:pBdr>
+        <w:spacing w:after="0" w:before="0" w:line="20" w:lineRule="exact"/>
       </w:pPr>
       <w:r>
         <w:rPr>
-          <w:b/>
-          <w:i w:val="0"/>
-          <w:color w:val="1A1A1A"/>
-          <w:sz w:val="24"/>
+          <w:sz w:val="2"/>
         </w:rPr>
-        <w:t>4.  Learning Target and Essential Question</w:t>
-      </w:r>
-    </w:p>
-    <w:p>
-      <w:pPr>
-        <w:spacing w:before="40" w:after="60"/>
-      </w:pPr>
-      <w:r>
-        <w:rPr>
-          <w:b/>
-          <w:i w:val="0"/>
-          <w:color w:val="1A1A1A"/>
-          <w:sz w:val="21"/>
-        </w:rPr>
-        <w:t>Learning target.</w:t>
-      </w:r>
-      <w:r>
-        <w:rPr>
-          <w:b w:val="0"/>
-          <w:i w:val="0"/>
-          <w:color w:val="1A1A1A"/>
-          <w:sz w:val="21"/>
-        </w:rPr>
-        <w:t xml:space="preserve">  I can write a large number in scientific notation, read one back into standard form, and find how many times larger one number is than another.</w:t>
-      </w:r>
-    </w:p>
-    <w:p>
-      <w:pPr>
-        <w:spacing w:before="0" w:after="60"/>
-      </w:pPr>
-      <w:r>
-        <w:rPr>
-          <w:b/>
-          <w:i w:val="0"/>
-          <w:color w:val="1A1A1A"/>
-          <w:sz w:val="21"/>
-        </w:rPr>
-        <w:t>Essential question.</w:t>
-      </w:r>
-      <w:r>
-        <w:rPr>
-          <w:b w:val="0"/>
-          <w:i w:val="0"/>
-          <w:color w:val="1A1A1A"/>
-          <w:sz w:val="21"/>
-        </w:rPr>
-        <w:t xml:space="preserve">  How does a power of 10 let us write a very large number briefly, and compare two of them?</w:t>
-      </w:r>
-    </w:p>
-    <w:p>
-      <w:pPr>
-        <w:spacing w:before="0" w:after="40"/>
-      </w:pPr>
-      <w:r>
-        <w:rPr>
-          <w:b/>
-          <w:i w:val="0"/>
-          <w:color w:val="1A1A1A"/>
-          <w:sz w:val="20"/>
-        </w:rPr>
-        <w:t>Building on.</w:t>
-      </w:r>
-      <w:r>
-        <w:rPr>
-          <w:b w:val="0"/>
-          <w:i w:val="0"/>
-          <w:color w:val="1A1A1A"/>
-          <w:sz w:val="20"/>
-        </w:rPr>
-        <w:t xml:space="preserve">  MA.7.NSO.1.1 and MA.8.NSO.1.3 (3.01–3.07) — powers of 10 and the laws; Grade 5 — place value to the billions.</w:t>
-      </w:r>
-    </w:p>
-    <w:p>
-      <w:pPr>
-        <w:spacing w:before="0" w:after="80"/>
-      </w:pPr>
-      <w:r>
-        <w:rPr>
-          <w:b/>
-          <w:i w:val="0"/>
-          <w:color w:val="1A1A1A"/>
-          <w:sz w:val="20"/>
-        </w:rPr>
-        <w:t>Working toward.</w:t>
-      </w:r>
-      <w:r>
-        <w:rPr>
-          <w:b w:val="0"/>
-          <w:i w:val="0"/>
-          <w:color w:val="1A1A1A"/>
-          <w:sz w:val="20"/>
-        </w:rPr>
-        <w:t xml:space="preserve">  3.09 — small numbers and negative powers of ten; MA.8.NSO.1.5 (Unit 4) — operations in scientific notation.</w:t>
       </w:r>
     </w:p>
     <w:p>
@@ -1285,6 +1374,7 @@
           </w:tcPr>
           <w:p>
             <w:pPr>
+              <w:keepNext/>
               <w:spacing w:after="0"/>
               <w:jc w:val="center"/>
             </w:pPr>
@@ -1318,6 +1408,7 @@
           </w:tcPr>
           <w:p>
             <w:pPr>
+              <w:keepNext/>
               <w:spacing w:after="0"/>
               <w:jc w:val="center"/>
             </w:pPr>
@@ -1351,6 +1442,7 @@
           </w:tcPr>
           <w:p>
             <w:pPr>
+              <w:keepNext/>
               <w:spacing w:after="0"/>
               <w:jc w:val="center"/>
             </w:pPr>
@@ -1384,6 +1476,7 @@
           </w:tcPr>
           <w:p>
             <w:pPr>
+              <w:keepNext/>
               <w:spacing w:after="0"/>
               <w:jc w:val="center"/>
             </w:pPr>
@@ -2811,91 +2904,134 @@
         </w:rPr>
       </w:r>
     </w:p>
+    <w:tbl>
+      <w:tblPr>
+        <w:tblLayout w:type="fixed"/>
+        <w:tblLook w:firstColumn="1" w:firstRow="1" w:lastColumn="0" w:lastRow="0" w:noHBand="0" w:noVBand="1" w:val="04A0"/>
+        <w:tblLayout w:type="fixed"/>
+        <w:tblW w:w="9360" w:type="dxa"/>
+      </w:tblPr>
+      <w:tblGrid>
+        <w:gridCol w:w="9360"/>
+      </w:tblGrid>
+      <w:tr>
+        <w:trPr>
+          <w:cantSplit/>
+        </w:trPr>
+        <w:tc>
+          <w:tcPr>
+            <w:tcW w:type="dxa" w:w="9360"/>
+            <w:tcBorders>
+              <w:top w:val="nil"/>
+              <w:left w:val="nil"/>
+              <w:bottom w:val="nil"/>
+              <w:right w:val="nil"/>
+            </w:tcBorders>
+            <w:tcMar>
+              <w:top w:w="0" w:type="dxa"/>
+              <w:left w:w="0" w:type="dxa"/>
+              <w:bottom w:w="0" w:type="dxa"/>
+              <w:right w:w="0" w:type="dxa"/>
+            </w:tcMar>
+          </w:tcPr>
+          <w:p>
+            <w:pPr>
+              <w:keepNext/>
+              <w:spacing w:before="200" w:after="120"/>
+              <w:pBdr>
+                <w:bottom w:val="single" w:sz="8" w:space="2" w:color="1A1A1A"/>
+              </w:pBdr>
+            </w:pPr>
+            <w:r>
+              <w:rPr>
+                <w:b/>
+                <w:i w:val="0"/>
+                <w:color w:val="1A1A1A"/>
+                <w:sz w:val="24"/>
+              </w:rPr>
+              <w:t>6.  Gradual Release</w:t>
+            </w:r>
+          </w:p>
+          <w:p>
+            <w:pPr>
+              <w:spacing w:before="40" w:after="60"/>
+            </w:pPr>
+            <w:r>
+              <w:rPr>
+                <w:b/>
+                <w:i w:val="0"/>
+                <w:color w:val="1A1A1A"/>
+                <w:sz w:val="21"/>
+              </w:rPr>
+              <w:t>I do.</w:t>
+            </w:r>
+            <w:r>
+              <w:rPr>
+                <w:b w:val="0"/>
+                <w:i w:val="0"/>
+                <w:color w:val="1A1A1A"/>
+                <w:sz w:val="21"/>
+              </w:rPr>
+              <w:t xml:space="preserve">  The Notes slides and the worked half of each Example: the teacher writes, the class copies, and the OFF line is said out loud rather than printed.</w:t>
+            </w:r>
+          </w:p>
+          <w:p>
+            <w:pPr>
+              <w:spacing w:before="0" w:after="60"/>
+            </w:pPr>
+            <w:r>
+              <w:rPr>
+                <w:b/>
+                <w:i w:val="0"/>
+                <w:color w:val="1A1A1A"/>
+                <w:sz w:val="21"/>
+              </w:rPr>
+              <w:t>We do.</w:t>
+            </w:r>
+            <w:r>
+              <w:rPr>
+                <w:b w:val="0"/>
+                <w:i w:val="0"/>
+                <w:color w:val="1A1A1A"/>
+                <w:sz w:val="21"/>
+              </w:rPr>
+              <w:t xml:space="preserve">  Each Example's Your Turn: the same steps on the student's own numbers, revealed and named a minute later.</w:t>
+            </w:r>
+          </w:p>
+          <w:p>
+            <w:pPr>
+              <w:spacing w:before="0" w:after="80"/>
+            </w:pPr>
+            <w:r>
+              <w:rPr>
+                <w:b/>
+                <w:i w:val="0"/>
+                <w:color w:val="1A1A1A"/>
+                <w:sz w:val="21"/>
+              </w:rPr>
+              <w:t>You do.</w:t>
+            </w:r>
+            <w:r>
+              <w:rPr>
+                <w:b w:val="0"/>
+                <w:i w:val="0"/>
+                <w:color w:val="1A1A1A"/>
+                <w:sz w:val="21"/>
+              </w:rPr>
+              <w:t xml:space="preserve">  The nine-question whiteboard round (13 minutes) and then the six-question independent set, silent and written.</w:t>
+            </w:r>
+          </w:p>
+        </w:tc>
+      </w:tr>
+    </w:tbl>
     <w:p>
       <w:pPr>
-        <w:keepNext/>
-        <w:spacing w:before="200" w:after="120"/>
-        <w:pBdr>
-          <w:bottom w:val="single" w:sz="8" w:space="2" w:color="1A1A1A"/>
-        </w:pBdr>
+        <w:spacing w:after="0" w:before="0" w:line="20" w:lineRule="exact"/>
       </w:pPr>
       <w:r>
         <w:rPr>
-          <w:b/>
-          <w:i w:val="0"/>
-          <w:color w:val="1A1A1A"/>
-          <w:sz w:val="24"/>
+          <w:sz w:val="2"/>
         </w:rPr>
-        <w:t>6.  Gradual Release</w:t>
-      </w:r>
-    </w:p>
-    <w:p>
-      <w:pPr>
-        <w:spacing w:before="40" w:after="60"/>
-      </w:pPr>
-      <w:r>
-        <w:rPr>
-          <w:b/>
-          <w:i w:val="0"/>
-          <w:color w:val="1A1A1A"/>
-          <w:sz w:val="21"/>
-        </w:rPr>
-        <w:t>I do.</w:t>
-      </w:r>
-      <w:r>
-        <w:rPr>
-          <w:b w:val="0"/>
-          <w:i w:val="0"/>
-          <w:color w:val="1A1A1A"/>
-          <w:sz w:val="21"/>
-        </w:rPr>
-        <w:t xml:space="preserve">  The Notes slides and the worked half of each Example: the teacher writes, the class copies, and the OFF line is said out loud rather than printed.</w:t>
-      </w:r>
-    </w:p>
-    <w:p>
-      <w:pPr>
-        <w:spacing w:before="0" w:after="60"/>
-      </w:pPr>
-      <w:r>
-        <w:rPr>
-          <w:b/>
-          <w:i w:val="0"/>
-          <w:color w:val="1A1A1A"/>
-          <w:sz w:val="21"/>
-        </w:rPr>
-        <w:t>We do.</w:t>
-      </w:r>
-      <w:r>
-        <w:rPr>
-          <w:b w:val="0"/>
-          <w:i w:val="0"/>
-          <w:color w:val="1A1A1A"/>
-          <w:sz w:val="21"/>
-        </w:rPr>
-        <w:t xml:space="preserve">  Each Example's Your Turn: the same steps on the student's own numbers, revealed and named a minute later.</w:t>
-      </w:r>
-    </w:p>
-    <w:p>
-      <w:pPr>
-        <w:spacing w:before="0" w:after="80"/>
-      </w:pPr>
-      <w:r>
-        <w:rPr>
-          <w:b/>
-          <w:i w:val="0"/>
-          <w:color w:val="1A1A1A"/>
-          <w:sz w:val="21"/>
-        </w:rPr>
-        <w:t>You do.</w:t>
-      </w:r>
-      <w:r>
-        <w:rPr>
-          <w:b w:val="0"/>
-          <w:i w:val="0"/>
-          <w:color w:val="1A1A1A"/>
-          <w:sz w:val="21"/>
-        </w:rPr>
-        <w:t xml:space="preserve">  The nine-question whiteboard round (13 minutes) and then the six-question independent set, silent and written.</w:t>
       </w:r>
     </w:p>
     <w:p>
@@ -2951,6 +3087,7 @@
           </w:tcPr>
           <w:p>
             <w:pPr>
+              <w:keepNext/>
               <w:spacing w:after="0"/>
               <w:jc w:val="center"/>
             </w:pPr>
@@ -2984,6 +3121,7 @@
           </w:tcPr>
           <w:p>
             <w:pPr>
+              <w:keepNext/>
               <w:spacing w:after="0"/>
               <w:jc w:val="center"/>
             </w:pPr>
@@ -3319,6 +3457,7 @@
           </w:tcPr>
           <w:p>
             <w:pPr>
+              <w:keepNext/>
               <w:spacing w:after="0"/>
               <w:jc w:val="center"/>
             </w:pPr>
@@ -3352,6 +3491,7 @@
           </w:tcPr>
           <w:p>
             <w:pPr>
+              <w:keepNext/>
               <w:spacing w:after="0"/>
               <w:jc w:val="center"/>
             </w:pPr>
@@ -3385,6 +3525,7 @@
           </w:tcPr>
           <w:p>
             <w:pPr>
+              <w:keepNext/>
               <w:spacing w:after="0"/>
               <w:jc w:val="center"/>
             </w:pPr>
@@ -3418,6 +3559,7 @@
           </w:tcPr>
           <w:p>
             <w:pPr>
+              <w:keepNext/>
               <w:spacing w:after="0"/>
               <w:jc w:val="center"/>
             </w:pPr>
@@ -5254,379 +5396,465 @@
         <w:t xml:space="preserve">  When a board splits — no option holding about two-thirds of the room — sixty seconds of “convince the person next to you”, then re-vote, then reveal. The minute comes out of the whiteboard remainder.</w:t>
       </w:r>
     </w:p>
+    <w:tbl>
+      <w:tblPr>
+        <w:tblLayout w:type="fixed"/>
+        <w:tblLook w:firstColumn="1" w:firstRow="1" w:lastColumn="0" w:lastRow="0" w:noHBand="0" w:noVBand="1" w:val="04A0"/>
+        <w:tblLayout w:type="fixed"/>
+        <w:tblW w:w="9360" w:type="dxa"/>
+      </w:tblPr>
+      <w:tblGrid>
+        <w:gridCol w:w="9360"/>
+      </w:tblGrid>
+      <w:tr>
+        <w:trPr>
+          <w:cantSplit/>
+        </w:trPr>
+        <w:tc>
+          <w:tcPr>
+            <w:tcW w:type="dxa" w:w="9360"/>
+            <w:tcBorders>
+              <w:top w:val="nil"/>
+              <w:left w:val="nil"/>
+              <w:bottom w:val="nil"/>
+              <w:right w:val="nil"/>
+            </w:tcBorders>
+            <w:tcMar>
+              <w:top w:w="0" w:type="dxa"/>
+              <w:left w:w="0" w:type="dxa"/>
+              <w:bottom w:w="0" w:type="dxa"/>
+              <w:right w:w="0" w:type="dxa"/>
+            </w:tcMar>
+          </w:tcPr>
+          <w:p>
+            <w:pPr>
+              <w:keepNext/>
+              <w:spacing w:before="200" w:after="120"/>
+              <w:pBdr>
+                <w:bottom w:val="single" w:sz="8" w:space="2" w:color="1A1A1A"/>
+              </w:pBdr>
+            </w:pPr>
+            <w:r>
+              <w:rPr>
+                <w:b/>
+                <w:i w:val="0"/>
+                <w:color w:val="1A1A1A"/>
+                <w:sz w:val="24"/>
+              </w:rPr>
+              <w:t>9.  Differentiation</w:t>
+            </w:r>
+          </w:p>
+          <w:p>
+            <w:pPr>
+              <w:spacing w:before="40" w:after="60"/>
+            </w:pPr>
+            <w:r>
+              <w:rPr>
+                <w:b/>
+                <w:i w:val="0"/>
+                <w:color w:val="1A1A1A"/>
+                <w:sz w:val="21"/>
+              </w:rPr>
+              <w:t>ESE / IEP.</w:t>
+            </w:r>
+            <w:r>
+              <w:rPr>
+                <w:b w:val="0"/>
+                <w:i w:val="0"/>
+                <w:color w:val="1A1A1A"/>
+                <w:sz w:val="21"/>
+              </w:rPr>
+              <w:t xml:space="preserve">  Give the place-value strip from Notes I — 10</w:t>
+            </w:r>
+            <w:r>
+              <w:rPr>
+                <w:b w:val="0"/>
+                <w:i w:val="0"/>
+                <w:color w:val="1A1A1A"/>
+                <w:sz w:val="21"/>
+                <w:vertAlign w:val="superscript"/>
+              </w:rPr>
+              <w:t>0</w:t>
+            </w:r>
+            <w:r>
+              <w:rPr>
+                <w:b w:val="0"/>
+                <w:i w:val="0"/>
+                <w:color w:val="1A1A1A"/>
+                <w:sz w:val="21"/>
+              </w:rPr>
+              <w:t xml:space="preserve"> through 10</w:t>
+            </w:r>
+            <w:r>
+              <w:rPr>
+                <w:b w:val="0"/>
+                <w:i w:val="0"/>
+                <w:color w:val="1A1A1A"/>
+                <w:sz w:val="21"/>
+                <w:vertAlign w:val="superscript"/>
+              </w:rPr>
+              <w:t>9</w:t>
+            </w:r>
+            <w:r>
+              <w:rPr>
+                <w:b w:val="0"/>
+                <w:i w:val="0"/>
+                <w:color w:val="1A1A1A"/>
+                <w:sz w:val="21"/>
+              </w:rPr>
+              <w:t xml:space="preserve"> with the place names under it — and let the student walk the decimal point along the strip, one place per power, instead of counting zeros in their head.</w:t>
+            </w:r>
+          </w:p>
+          <w:p>
+            <w:pPr>
+              <w:spacing w:before="0" w:after="60"/>
+            </w:pPr>
+            <w:r>
+              <w:rPr>
+                <w:b/>
+                <w:i w:val="0"/>
+                <w:color w:val="1A1A1A"/>
+                <w:sz w:val="21"/>
+              </w:rPr>
+              <w:t>ELL.</w:t>
+            </w:r>
+            <w:r>
+              <w:rPr>
+                <w:b w:val="0"/>
+                <w:i w:val="0"/>
+                <w:color w:val="1A1A1A"/>
+                <w:sz w:val="21"/>
+              </w:rPr>
+              <w:t xml:space="preserve">  Coefficient and standard form are the two phrases the questions use. Write 3.56 × 10</w:t>
+            </w:r>
+            <w:r>
+              <w:rPr>
+                <w:b w:val="0"/>
+                <w:i w:val="0"/>
+                <w:color w:val="1A1A1A"/>
+                <w:sz w:val="21"/>
+                <w:vertAlign w:val="superscript"/>
+              </w:rPr>
+              <w:t>5</w:t>
+            </w:r>
+            <w:r>
+              <w:rPr>
+                <w:b w:val="0"/>
+                <w:i w:val="0"/>
+                <w:color w:val="1A1A1A"/>
+                <w:sz w:val="21"/>
+              </w:rPr>
+              <w:t xml:space="preserve"> = 356,000 once with COEFFICIENT under the 3.56 and STANDARD FORM under the 356,000, and point at them all period.</w:t>
+            </w:r>
+          </w:p>
+          <w:p>
+            <w:pPr>
+              <w:spacing w:before="0" w:after="80"/>
+            </w:pPr>
+            <w:r>
+              <w:rPr>
+                <w:b/>
+                <w:i w:val="0"/>
+                <w:color w:val="1A1A1A"/>
+                <w:sz w:val="21"/>
+              </w:rPr>
+              <w:t>Enrichment.</w:t>
+            </w:r>
+            <w:r>
+              <w:rPr>
+                <w:b w:val="0"/>
+                <w:i w:val="0"/>
+                <w:color w:val="1A1A1A"/>
+                <w:sz w:val="21"/>
+              </w:rPr>
+              <w:t xml:space="preserve">  Ask how many times larger 6.4 × 10</w:t>
+            </w:r>
+            <w:r>
+              <w:rPr>
+                <w:b w:val="0"/>
+                <w:i w:val="0"/>
+                <w:color w:val="1A1A1A"/>
+                <w:sz w:val="21"/>
+                <w:vertAlign w:val="superscript"/>
+              </w:rPr>
+              <w:t>9</w:t>
+            </w:r>
+            <w:r>
+              <w:rPr>
+                <w:b w:val="0"/>
+                <w:i w:val="0"/>
+                <w:color w:val="1A1A1A"/>
+                <w:sz w:val="21"/>
+              </w:rPr>
+              <w:t xml:space="preserve"> is than 1.6 × 10</w:t>
+            </w:r>
+            <w:r>
+              <w:rPr>
+                <w:b w:val="0"/>
+                <w:i w:val="0"/>
+                <w:color w:val="1A1A1A"/>
+                <w:sz w:val="21"/>
+                <w:vertAlign w:val="superscript"/>
+              </w:rPr>
+              <w:t>5</w:t>
+            </w:r>
+            <w:r>
+              <w:rPr>
+                <w:b w:val="0"/>
+                <w:i w:val="0"/>
+                <w:color w:val="1A1A1A"/>
+                <w:sz w:val="21"/>
+              </w:rPr>
+              <w:t>, then for a number whose scientific notation has a coefficient of exactly 1.</w:t>
+            </w:r>
+          </w:p>
+        </w:tc>
+      </w:tr>
+    </w:tbl>
     <w:p>
       <w:pPr>
-        <w:keepNext/>
-        <w:spacing w:before="200" w:after="120"/>
-        <w:pBdr>
-          <w:bottom w:val="single" w:sz="8" w:space="2" w:color="1A1A1A"/>
-        </w:pBdr>
+        <w:spacing w:after="0" w:before="0" w:line="20" w:lineRule="exact"/>
       </w:pPr>
       <w:r>
         <w:rPr>
-          <w:b/>
-          <w:i w:val="0"/>
-          <w:color w:val="1A1A1A"/>
-          <w:sz w:val="24"/>
+          <w:sz w:val="2"/>
         </w:rPr>
-        <w:t>9.  Differentiation</w:t>
       </w:r>
     </w:p>
+    <w:tbl>
+      <w:tblPr>
+        <w:tblLayout w:type="fixed"/>
+        <w:tblLook w:firstColumn="1" w:firstRow="1" w:lastColumn="0" w:lastRow="0" w:noHBand="0" w:noVBand="1" w:val="04A0"/>
+        <w:tblLayout w:type="fixed"/>
+        <w:tblW w:w="9360" w:type="dxa"/>
+      </w:tblPr>
+      <w:tblGrid>
+        <w:gridCol w:w="9360"/>
+      </w:tblGrid>
+      <w:tr>
+        <w:trPr>
+          <w:cantSplit/>
+        </w:trPr>
+        <w:tc>
+          <w:tcPr>
+            <w:tcW w:type="dxa" w:w="9360"/>
+            <w:tcBorders>
+              <w:top w:val="nil"/>
+              <w:left w:val="nil"/>
+              <w:bottom w:val="nil"/>
+              <w:right w:val="nil"/>
+            </w:tcBorders>
+            <w:tcMar>
+              <w:top w:w="0" w:type="dxa"/>
+              <w:left w:w="0" w:type="dxa"/>
+              <w:bottom w:w="0" w:type="dxa"/>
+              <w:right w:w="0" w:type="dxa"/>
+            </w:tcMar>
+          </w:tcPr>
+          <w:p>
+            <w:pPr>
+              <w:keepNext/>
+              <w:spacing w:before="200" w:after="120"/>
+              <w:pBdr>
+                <w:bottom w:val="single" w:sz="8" w:space="2" w:color="1A1A1A"/>
+              </w:pBdr>
+            </w:pPr>
+            <w:r>
+              <w:rPr>
+                <w:b/>
+                <w:i w:val="0"/>
+                <w:color w:val="1A1A1A"/>
+                <w:sz w:val="24"/>
+              </w:rPr>
+              <w:t>10.  Closure, Vocabulary, Materials, Practice</w:t>
+            </w:r>
+          </w:p>
+          <w:p>
+            <w:pPr>
+              <w:spacing w:before="40" w:after="60"/>
+            </w:pPr>
+            <w:r>
+              <w:rPr>
+                <w:b/>
+                <w:i w:val="0"/>
+                <w:color w:val="1A1A1A"/>
+                <w:sz w:val="21"/>
+              </w:rPr>
+              <w:t>Closure.</w:t>
+            </w:r>
+            <w:r>
+              <w:rPr>
+                <w:b w:val="0"/>
+                <w:i w:val="0"/>
+                <w:color w:val="1A1A1A"/>
+                <w:sz w:val="21"/>
+              </w:rPr>
+              <w:t xml:space="preserve">  Board 9 is written work and it is the exit evidence: the student has to say both things — equal in value, and not in scientific notation — and give 2 × 10</w:t>
+            </w:r>
+            <w:r>
+              <w:rPr>
+                <w:b w:val="0"/>
+                <w:i w:val="0"/>
+                <w:color w:val="1A1A1A"/>
+                <w:sz w:val="21"/>
+                <w:vertAlign w:val="superscript"/>
+              </w:rPr>
+              <w:t>6</w:t>
+            </w:r>
+            <w:r>
+              <w:rPr>
+                <w:b w:val="0"/>
+                <w:i w:val="0"/>
+                <w:color w:val="1A1A1A"/>
+                <w:sz w:val="21"/>
+              </w:rPr>
+              <w:t>. Read the boards, not the papers.</w:t>
+            </w:r>
+          </w:p>
+          <w:p>
+            <w:pPr>
+              <w:spacing w:before="0" w:after="60"/>
+            </w:pPr>
+            <w:r>
+              <w:rPr>
+                <w:b/>
+                <w:i w:val="0"/>
+                <w:color w:val="1A1A1A"/>
+                <w:sz w:val="21"/>
+              </w:rPr>
+              <w:t>Vocabulary.</w:t>
+            </w:r>
+            <w:r>
+              <w:rPr>
+                <w:b w:val="0"/>
+                <w:i w:val="0"/>
+                <w:color w:val="1A1A1A"/>
+                <w:sz w:val="21"/>
+              </w:rPr>
+              <w:t xml:space="preserve">  </w:t>
+            </w:r>
+            <w:r>
+              <w:rPr>
+                <w:b/>
+                <w:i w:val="0"/>
+                <w:color w:val="0B5394"/>
+                <w:sz w:val="21"/>
+              </w:rPr>
+              <w:t>scientific notation</w:t>
+            </w:r>
+            <w:r>
+              <w:rPr>
+                <w:b w:val="0"/>
+                <w:i w:val="0"/>
+                <w:color w:val="1A1A1A"/>
+                <w:sz w:val="21"/>
+              </w:rPr>
+              <w:t xml:space="preserve">; </w:t>
+            </w:r>
+            <w:r>
+              <w:rPr>
+                <w:b/>
+                <w:i w:val="0"/>
+                <w:color w:val="0B5394"/>
+                <w:sz w:val="21"/>
+              </w:rPr>
+              <w:t>standard form</w:t>
+            </w:r>
+            <w:r>
+              <w:rPr>
+                <w:b w:val="0"/>
+                <w:i w:val="0"/>
+                <w:color w:val="1A1A1A"/>
+                <w:sz w:val="21"/>
+              </w:rPr>
+              <w:t xml:space="preserve">; </w:t>
+            </w:r>
+            <w:r>
+              <w:rPr>
+                <w:b/>
+                <w:i w:val="0"/>
+                <w:color w:val="0B5394"/>
+                <w:sz w:val="21"/>
+              </w:rPr>
+              <w:t>coefficient</w:t>
+            </w:r>
+          </w:p>
+          <w:p>
+            <w:pPr>
+              <w:spacing w:before="0" w:after="60"/>
+            </w:pPr>
+            <w:r>
+              <w:rPr>
+                <w:b/>
+                <w:i w:val="0"/>
+                <w:color w:val="1A1A1A"/>
+                <w:sz w:val="21"/>
+              </w:rPr>
+              <w:t>Materials.</w:t>
+            </w:r>
+            <w:r>
+              <w:rPr>
+                <w:b w:val="0"/>
+                <w:i w:val="0"/>
+                <w:color w:val="1A1A1A"/>
+                <w:sz w:val="21"/>
+              </w:rPr>
+              <w:t xml:space="preserve">  Whiteboards and markers. Calculators are allowed on everything; today is the day to show the class what E means on the display — enter 3.5 × 10</w:t>
+            </w:r>
+            <w:r>
+              <w:rPr>
+                <w:b w:val="0"/>
+                <w:i w:val="0"/>
+                <w:color w:val="1A1A1A"/>
+                <w:sz w:val="21"/>
+                <w:vertAlign w:val="superscript"/>
+              </w:rPr>
+              <w:t>9</w:t>
+            </w:r>
+            <w:r>
+              <w:rPr>
+                <w:b w:val="0"/>
+                <w:i w:val="0"/>
+                <w:color w:val="1A1A1A"/>
+                <w:sz w:val="21"/>
+              </w:rPr>
+              <w:t xml:space="preserve"> and 35,000,000,000 and look.</w:t>
+            </w:r>
+          </w:p>
+          <w:p>
+            <w:pPr>
+              <w:spacing w:before="0" w:after="80"/>
+            </w:pPr>
+            <w:r>
+              <w:rPr>
+                <w:b/>
+                <w:i w:val="0"/>
+                <w:color w:val="1A1A1A"/>
+                <w:sz w:val="21"/>
+              </w:rPr>
+              <w:t>Practice.</w:t>
+            </w:r>
+            <w:r>
+              <w:rPr>
+                <w:b w:val="0"/>
+                <w:i w:val="0"/>
+                <w:color w:val="1A1A1A"/>
+                <w:sz w:val="21"/>
+              </w:rPr>
+              <w:t xml:space="preserve">  The six-question independent set is worked silently in class; whatever is not finished goes home. IXL, all skills required to a SmartScore of 67, due at the start of the next class: Convert between standard and scientific notation: large numbers — 2AL; Compare large numbers — WEZ; Powers of ten — LJQ.</w:t>
+            </w:r>
+          </w:p>
+        </w:tc>
+      </w:tr>
+    </w:tbl>
     <w:p>
       <w:pPr>
-        <w:spacing w:before="40" w:after="60"/>
+        <w:spacing w:after="0" w:before="0" w:line="20" w:lineRule="exact"/>
       </w:pPr>
       <w:r>
         <w:rPr>
-          <w:b/>
-          <w:i w:val="0"/>
-          <w:color w:val="1A1A1A"/>
-          <w:sz w:val="21"/>
+          <w:sz w:val="2"/>
         </w:rPr>
-        <w:t>ESE / IEP.</w:t>
-      </w:r>
-      <w:r>
-        <w:rPr>
-          <w:b w:val="0"/>
-          <w:i w:val="0"/>
-          <w:color w:val="1A1A1A"/>
-          <w:sz w:val="21"/>
-        </w:rPr>
-        <w:t xml:space="preserve">  Give the place-value strip from Notes I — 10</w:t>
-      </w:r>
-      <w:r>
-        <w:rPr>
-          <w:b w:val="0"/>
-          <w:i w:val="0"/>
-          <w:color w:val="1A1A1A"/>
-          <w:sz w:val="21"/>
-          <w:vertAlign w:val="superscript"/>
-        </w:rPr>
-        <w:t>0</w:t>
-      </w:r>
-      <w:r>
-        <w:rPr>
-          <w:b w:val="0"/>
-          <w:i w:val="0"/>
-          <w:color w:val="1A1A1A"/>
-          <w:sz w:val="21"/>
-        </w:rPr>
-        <w:t xml:space="preserve"> through 10</w:t>
-      </w:r>
-      <w:r>
-        <w:rPr>
-          <w:b w:val="0"/>
-          <w:i w:val="0"/>
-          <w:color w:val="1A1A1A"/>
-          <w:sz w:val="21"/>
-          <w:vertAlign w:val="superscript"/>
-        </w:rPr>
-        <w:t>9</w:t>
-      </w:r>
-      <w:r>
-        <w:rPr>
-          <w:b w:val="0"/>
-          <w:i w:val="0"/>
-          <w:color w:val="1A1A1A"/>
-          <w:sz w:val="21"/>
-        </w:rPr>
-        <w:t xml:space="preserve"> with the place names under it — and let the student walk the decimal point along the strip, one place per power, instead of counting zeros in their head.</w:t>
-      </w:r>
-    </w:p>
-    <w:p>
-      <w:pPr>
-        <w:spacing w:before="0" w:after="60"/>
-      </w:pPr>
-      <w:r>
-        <w:rPr>
-          <w:b/>
-          <w:i w:val="0"/>
-          <w:color w:val="1A1A1A"/>
-          <w:sz w:val="21"/>
-        </w:rPr>
-        <w:t>ELL.</w:t>
-      </w:r>
-      <w:r>
-        <w:rPr>
-          <w:b w:val="0"/>
-          <w:i w:val="0"/>
-          <w:color w:val="1A1A1A"/>
-          <w:sz w:val="21"/>
-        </w:rPr>
-        <w:t xml:space="preserve">  Coefficient and standard form are the two phrases the questions use. Write 3.56 × 10</w:t>
-      </w:r>
-      <w:r>
-        <w:rPr>
-          <w:b w:val="0"/>
-          <w:i w:val="0"/>
-          <w:color w:val="1A1A1A"/>
-          <w:sz w:val="21"/>
-          <w:vertAlign w:val="superscript"/>
-        </w:rPr>
-        <w:t>5</w:t>
-      </w:r>
-      <w:r>
-        <w:rPr>
-          <w:b w:val="0"/>
-          <w:i w:val="0"/>
-          <w:color w:val="1A1A1A"/>
-          <w:sz w:val="21"/>
-        </w:rPr>
-        <w:t xml:space="preserve"> = 356,000 once with COEFFICIENT under the 3.56 and STANDARD FORM under the 356,000, and point at them all period.</w:t>
-      </w:r>
-    </w:p>
-    <w:p>
-      <w:pPr>
-        <w:spacing w:before="0" w:after="80"/>
-      </w:pPr>
-      <w:r>
-        <w:rPr>
-          <w:b/>
-          <w:i w:val="0"/>
-          <w:color w:val="1A1A1A"/>
-          <w:sz w:val="21"/>
-        </w:rPr>
-        <w:t>Enrichment.</w:t>
-      </w:r>
-      <w:r>
-        <w:rPr>
-          <w:b w:val="0"/>
-          <w:i w:val="0"/>
-          <w:color w:val="1A1A1A"/>
-          <w:sz w:val="21"/>
-        </w:rPr>
-        <w:t xml:space="preserve">  Ask how many times larger 6.4 × 10</w:t>
-      </w:r>
-      <w:r>
-        <w:rPr>
-          <w:b w:val="0"/>
-          <w:i w:val="0"/>
-          <w:color w:val="1A1A1A"/>
-          <w:sz w:val="21"/>
-          <w:vertAlign w:val="superscript"/>
-        </w:rPr>
-        <w:t>9</w:t>
-      </w:r>
-      <w:r>
-        <w:rPr>
-          <w:b w:val="0"/>
-          <w:i w:val="0"/>
-          <w:color w:val="1A1A1A"/>
-          <w:sz w:val="21"/>
-        </w:rPr>
-        <w:t xml:space="preserve"> is than 1.6 × 10</w:t>
-      </w:r>
-      <w:r>
-        <w:rPr>
-          <w:b w:val="0"/>
-          <w:i w:val="0"/>
-          <w:color w:val="1A1A1A"/>
-          <w:sz w:val="21"/>
-          <w:vertAlign w:val="superscript"/>
-        </w:rPr>
-        <w:t>5</w:t>
-      </w:r>
-      <w:r>
-        <w:rPr>
-          <w:b w:val="0"/>
-          <w:i w:val="0"/>
-          <w:color w:val="1A1A1A"/>
-          <w:sz w:val="21"/>
-        </w:rPr>
-        <w:t>, then for a number whose scientific notation has a coefficient of exactly 1.</w:t>
-      </w:r>
-    </w:p>
-    <w:p>
-      <w:pPr>
-        <w:keepNext/>
-        <w:spacing w:before="200" w:after="120"/>
-        <w:pBdr>
-          <w:bottom w:val="single" w:sz="8" w:space="2" w:color="1A1A1A"/>
-        </w:pBdr>
-      </w:pPr>
-      <w:r>
-        <w:rPr>
-          <w:b/>
-          <w:i w:val="0"/>
-          <w:color w:val="1A1A1A"/>
-          <w:sz w:val="24"/>
-        </w:rPr>
-        <w:t>10.  Closure, Vocabulary, Materials, Practice</w:t>
-      </w:r>
-    </w:p>
-    <w:p>
-      <w:pPr>
-        <w:spacing w:before="40" w:after="60"/>
-      </w:pPr>
-      <w:r>
-        <w:rPr>
-          <w:b/>
-          <w:i w:val="0"/>
-          <w:color w:val="1A1A1A"/>
-          <w:sz w:val="21"/>
-        </w:rPr>
-        <w:t>Closure.</w:t>
-      </w:r>
-      <w:r>
-        <w:rPr>
-          <w:b w:val="0"/>
-          <w:i w:val="0"/>
-          <w:color w:val="1A1A1A"/>
-          <w:sz w:val="21"/>
-        </w:rPr>
-        <w:t xml:space="preserve">  Board 9 is written work and it is the exit evidence: the student has to say both things — equal in value, and not in scientific notation — and give 2 × 10</w:t>
-      </w:r>
-      <w:r>
-        <w:rPr>
-          <w:b w:val="0"/>
-          <w:i w:val="0"/>
-          <w:color w:val="1A1A1A"/>
-          <w:sz w:val="21"/>
-          <w:vertAlign w:val="superscript"/>
-        </w:rPr>
-        <w:t>6</w:t>
-      </w:r>
-      <w:r>
-        <w:rPr>
-          <w:b w:val="0"/>
-          <w:i w:val="0"/>
-          <w:color w:val="1A1A1A"/>
-          <w:sz w:val="21"/>
-        </w:rPr>
-        <w:t>. Read the boards, not the papers.</w:t>
-      </w:r>
-    </w:p>
-    <w:p>
-      <w:pPr>
-        <w:spacing w:before="0" w:after="60"/>
-      </w:pPr>
-      <w:r>
-        <w:rPr>
-          <w:b/>
-          <w:i w:val="0"/>
-          <w:color w:val="1A1A1A"/>
-          <w:sz w:val="21"/>
-        </w:rPr>
-        <w:t>Vocabulary.</w:t>
-      </w:r>
-      <w:r>
-        <w:rPr>
-          <w:b w:val="0"/>
-          <w:i w:val="0"/>
-          <w:color w:val="1A1A1A"/>
-          <w:sz w:val="21"/>
-        </w:rPr>
-        <w:t xml:space="preserve">  </w:t>
-      </w:r>
-      <w:r>
-        <w:rPr>
-          <w:b/>
-          <w:i w:val="0"/>
-          <w:color w:val="0B5394"/>
-          <w:sz w:val="21"/>
-        </w:rPr>
-        <w:t>scientific notation</w:t>
-      </w:r>
-      <w:r>
-        <w:rPr>
-          <w:b w:val="0"/>
-          <w:i w:val="0"/>
-          <w:color w:val="1A1A1A"/>
-          <w:sz w:val="21"/>
-        </w:rPr>
-        <w:t xml:space="preserve">; </w:t>
-      </w:r>
-      <w:r>
-        <w:rPr>
-          <w:b/>
-          <w:i w:val="0"/>
-          <w:color w:val="0B5394"/>
-          <w:sz w:val="21"/>
-        </w:rPr>
-        <w:t>standard form</w:t>
-      </w:r>
-      <w:r>
-        <w:rPr>
-          <w:b w:val="0"/>
-          <w:i w:val="0"/>
-          <w:color w:val="1A1A1A"/>
-          <w:sz w:val="21"/>
-        </w:rPr>
-        <w:t xml:space="preserve">; </w:t>
-      </w:r>
-      <w:r>
-        <w:rPr>
-          <w:b/>
-          <w:i w:val="0"/>
-          <w:color w:val="0B5394"/>
-          <w:sz w:val="21"/>
-        </w:rPr>
-        <w:t>coefficient</w:t>
-      </w:r>
-    </w:p>
-    <w:p>
-      <w:pPr>
-        <w:spacing w:before="0" w:after="60"/>
-      </w:pPr>
-      <w:r>
-        <w:rPr>
-          <w:b/>
-          <w:i w:val="0"/>
-          <w:color w:val="1A1A1A"/>
-          <w:sz w:val="21"/>
-        </w:rPr>
-        <w:t>Materials.</w:t>
-      </w:r>
-      <w:r>
-        <w:rPr>
-          <w:b w:val="0"/>
-          <w:i w:val="0"/>
-          <w:color w:val="1A1A1A"/>
-          <w:sz w:val="21"/>
-        </w:rPr>
-        <w:t xml:space="preserve">  Whiteboards and markers. Calculators are allowed on everything; today is the day to show the class what E means on the display — enter 3.5 × 10</w:t>
-      </w:r>
-      <w:r>
-        <w:rPr>
-          <w:b w:val="0"/>
-          <w:i w:val="0"/>
-          <w:color w:val="1A1A1A"/>
-          <w:sz w:val="21"/>
-          <w:vertAlign w:val="superscript"/>
-        </w:rPr>
-        <w:t>9</w:t>
-      </w:r>
-      <w:r>
-        <w:rPr>
-          <w:b w:val="0"/>
-          <w:i w:val="0"/>
-          <w:color w:val="1A1A1A"/>
-          <w:sz w:val="21"/>
-        </w:rPr>
-        <w:t xml:space="preserve"> and 35,000,000,000 and look.</w:t>
-      </w:r>
-    </w:p>
-    <w:p>
-      <w:pPr>
-        <w:spacing w:before="0" w:after="80"/>
-      </w:pPr>
-      <w:r>
-        <w:rPr>
-          <w:b/>
-          <w:i w:val="0"/>
-          <w:color w:val="1A1A1A"/>
-          <w:sz w:val="21"/>
-        </w:rPr>
-        <w:t>Practice.</w:t>
-      </w:r>
-      <w:r>
-        <w:rPr>
-          <w:b w:val="0"/>
-          <w:i w:val="0"/>
-          <w:color w:val="1A1A1A"/>
-          <w:sz w:val="21"/>
-        </w:rPr>
-        <w:t xml:space="preserve">  The six-question independent set is worked silently in class; whatever is not finished goes home. IXL, all skills required to a SmartScore of 67, due at the start of the next class: Convert between standard and scientific notation: large numbers — 2AL; Compare large numbers — WEZ; Powers of ten — LJQ.</w:t>
       </w:r>
     </w:p>
     <w:sectPr>

--- a/a7/build/out/u3/A7 3.08  Lesson Plan.docx
+++ b/a7/build/out/u3/A7 3.08  Lesson Plan.docx
@@ -4476,7 +4476,7 @@
                 <w:color w:val="9E1B32"/>
                 <w:sz w:val="18"/>
               </w:rPr>
-              <w:t>A — 5.2 × 10</w:t>
+              <w:t>B — 5.2 × 10</w:t>
             </w:r>
             <w:r>
               <w:rPr>
@@ -4517,7 +4517,7 @@
                 <w:color w:val="1A1A1A"/>
                 <w:sz w:val="18"/>
               </w:rPr>
-              <w:t>(B) equal in value, but the coefficient 52 is not less than 10 [B1G-M 8.NSO.1.4 misconception: coefficient outside 1 to 10]; (C) counted the six zeros instead of the seven places the point moves [8.NSO.1.4: exponent = places moved]; (D) counted the eight digits [8.NSO.1.4: exponent = places moved]</w:t>
+              <w:t>(A) counted the eight digits [8.NSO.1.4: exponent = places moved]; (C) equal in value, but the coefficient 52 is not less than 10 [B1G-M 8.NSO.1.4 misconception: coefficient outside 1 to 10]; (D) counted the six zeros instead of the seven places the point moves [8.NSO.1.4: exponent = places moved]</w:t>
             </w:r>
           </w:p>
         </w:tc>
@@ -4701,7 +4701,7 @@
                 <w:color w:val="9E1B32"/>
                 <w:sz w:val="18"/>
               </w:rPr>
-              <w:t>A — 1,000</w:t>
+              <w:t>C — 1,000</w:t>
             </w:r>
           </w:p>
         </w:tc>
@@ -4732,7 +4732,7 @@
                 <w:color w:val="1A1A1A"/>
                 <w:sz w:val="18"/>
               </w:rPr>
-              <w:t>(B) 10</w:t>
+              <w:t>(A) 8 ÷ 5 — the exponents were divided [8.NSO.1.3: quotient of powers subtracts the exponents]; (B) 10</w:t>
             </w:r>
             <w:r>
               <w:rPr>
@@ -4770,7 +4770,7 @@
                 <w:color w:val="1A1A1A"/>
                 <w:sz w:val="18"/>
               </w:rPr>
-              <w:t xml:space="preserve"> times' read as '4 times']; (C) 3 × 100 — the exponent difference multiplied by a stray 100 [8.NSO.1.4: the ratio of the powers is 10</w:t>
+              <w:t xml:space="preserve"> times' read as '4 times']; (D) 3 × 100 — the exponent difference multiplied by a stray 100 [8.NSO.1.4: the ratio of the powers is 10</w:t>
             </w:r>
             <w:r>
               <w:rPr>
@@ -4789,7 +4789,7 @@
                 <w:color w:val="1A1A1A"/>
                 <w:sz w:val="18"/>
               </w:rPr>
-              <w:t>]; (D) 8 ÷ 5 — the exponents were divided [8.NSO.1.3: quotient of powers subtracts the exponents]</w:t>
+              <w:t>]</w:t>
             </w:r>
           </w:p>
         </w:tc>
